--- a/templates/openagreements-cc-by-4.0/openagreements-restrictive-covenant-louisiana/template.docx
+++ b/templates/openagreements-cc-by-4.0/openagreements-restrictive-covenant-louisiana/template.docx
@@ -1130,7 +1130,7 @@
         <w:t xml:space="preserve">“Competitive Business”</w:t>
       </w:r>
       <w:r>
-        <w:t xml:space="preserve"> means the business activities described in Cover Terms under Competitive Business, limited to a business similar to that of Employer within the meaning of La. R.S. 23:921(C).</w:t>
+        <w:t xml:space="preserve"> means the business activities described in Cover Terms under Competitive Business that are similar to Employer's business.</w:t>
       </w:r>
     </w:p>
     <w:p>
@@ -1265,7 +1265,7 @@
         <w:t xml:space="preserve">“Protected Interests”</w:t>
       </w:r>
       <w:r>
-        <w:t xml:space="preserve"> means Employer's legitimate business interests in its Confidential Information and trade secrets, its relationships with customers and referral sources, its workforce stability, and its goodwill. Employee acknowledges that under La. R.S. 23:921 a covenant is enforceable only if it fits a statutory exception, and that a recital of Protected Interests frames but does not by itself save any covenant.</w:t>
+        <w:t xml:space="preserve"> means Employer's legitimate business interests in its Confidential Information and trade secrets, its relationships with customers and referral sources, its workforce stability, and its goodwill.</w:t>
       </w:r>
     </w:p>
     <w:p>
@@ -1378,7 +1378,7 @@
         <w:ind w:left="720"/>
       </w:pPr>
       <w:r>
-        <w:t xml:space="preserve">Employer and Employee acknowledge that Louisiana law, under La. R.S. 23:921(A)(1), declares null and void every contract, agreement, or provision by which anyone is restrained from exercising a lawful profession, trade, or business, except as that Section provides. Each restraint on Employee's own trade in this agreement — the non-competition covenant and the customer non-solicitation covenant — is intended to fit within the employee exception of La. R.S. 23:921(C): it runs between Employer and a person employed as an agent, servant, or employee; it reaches only a business similar to Employer's and the solicitation of Employer's customers; it is confined to the Restricted Territory, limited to specified parishes or municipalities where Employer carries on a like business; and it does not exceed two years from termination of employment. The parties acknowledge that such covenants are in derogation of the common right and are strictly construed against the party seeking their enforcement, and that each covenant is intended to protect Employer's Protected Interests without imposing an undue restraint beyond the statute's terms.</w:t>
+        <w:t xml:space="preserve">The parties agree that the non-competition and customer non-solicitation covenants apply only to the Competitive Business, Restricted Territory, and Restricted Period stated in this agreement.</w:t>
       </w:r>
     </w:p>
     <w:p>
@@ -1407,7 +1407,7 @@
         <w:ind w:left="720"/>
       </w:pPr>
       <w:r>
-        <w:t xml:space="preserve">This agreement is effective as of the Effective Date listed in Cover Terms. Employer and Employee agree that the Effective Date is the date on which Employee's employment with Employer commences or a later date during Employee's employment, so that the employment relationship exists as of the Effective Date. If Employee signs this agreement before the first day of employment, the parties expressly agree that the covenants take effect only on the date Employee's employment commences. Where Employee signs this agreement during employment, Employee's continued employment supplies lawful cause for the covenants, and no separate payment is required. Employee acknowledges that the restrictions in this agreement are undertaken in exchange for Employee's employment or continued employment and Employer's provision of access to Confidential Information.</w:t>
+        <w:t xml:space="preserve">This agreement is effective as of the Effective Date listed in Cover Terms. If Employee signs this agreement before the first day of employment, the covenants take effect when Employee's employment commences. Employee accepts the restrictions in consideration of employment or continued employment and access to Confidential Information.</w:t>
       </w:r>
     </w:p>
     <w:p>
@@ -1436,7 +1436,7 @@
         <w:ind w:left="720"/>
       </w:pPr>
       <w:r>
-        <w:t xml:space="preserve">Employee must treat all Confidential Information as strictly confidential. Employee must not use or disclose Confidential Information except as required to perform authorized job duties or with Employer's prior written consent. Employee's obligations regarding trade secrets continue in perpetuity, for as long as the information remains a trade secret. Employee's obligations regarding other Confidential Information continue for the period specified in Cover Terms. Trade secrets are protected under the Louisiana Uniform Trade Secrets Act, La. R.S. 51:1431 et seq., under which actual or threatened misappropriation may be enjoined independent of any covenant in this agreement.</w:t>
+        <w:t xml:space="preserve">Employee must treat all Confidential Information as strictly confidential. Employee must not use or disclose Confidential Information except as required to perform authorized job duties or with Employer's prior written consent. Employee's obligations regarding trade secrets continue in perpetuity, for as long as the information remains a trade secret. Employee's obligations regarding other Confidential Information continue for the period specified in Cover Terms.</w:t>
       </w:r>
     </w:p>
     <w:p>
@@ -1523,7 +1523,7 @@
         <w:ind w:left="720"/>
       </w:pPr>
       <w:r>
-        <w:t xml:space="preserve">During the period specified in Cover Terms for Employee Non-Solicitation, Employee must not Solicit, recruit, hire, or attempt to hire any Covered Employee. This restriction does not prohibit Employee from providing a professional reference upon request or from hiring a person who responds to a general advertisement not directed specifically at Employer's employees. This covenant restrains whom Employee may recruit rather than Employee's own trade; it is therefore not governed by La. R.S. 23:921, but it is enforceable only if it is reasonable in scope and duration, and it states an express duration in Cover Terms for that reason.</w:t>
+        <w:t xml:space="preserve">During the period specified in Cover Terms for Employee Non-Solicitation, Employee must not Solicit, recruit, hire, or attempt to hire any Covered Employee. This restriction does not prohibit Employee from providing a professional reference upon request or from hiring a person who responds to a general advertisement not directed specifically at Employer's employees.</w:t>
       </w:r>
     </w:p>
     <w:p>
@@ -1552,7 +1552,7 @@
         <w:ind w:left="720"/>
       </w:pPr>
       <w:r>
-        <w:t xml:space="preserve">During the Restricted Period, Employee must not Solicit the business of any Covered Customer within the Restricted Territory. This covenant restrains Employee's own trade and is drawn to fit the employee exception of La. R.S. 23:921(C): it is confined to the specified parishes or municipalities named in Cover Terms where Employer carries on a like business, and it does not exceed two years from termination of employment.</w:t>
+        <w:t xml:space="preserve">During the Restricted Period, Employee must not Solicit the business of any Covered Customer within the Restricted Territory.</w:t>
       </w:r>
     </w:p>
     <w:p>
@@ -1581,7 +1581,7 @@
         <w:ind w:left="720"/>
       </w:pPr>
       <w:r>
-        <w:t xml:space="preserve">During the Restricted Period, Employee must not accept, service, or do business with any Covered Customer within the Restricted Territory, regardless of whether Employee or the Covered Customer first initiated contact. This restriction is broader than non-solicitation because it applies even if the Covered Customer approaches Employee. The parties acknowledge that La. R.S. 23:921 names no exception for a non-dealing restraint and that, because such a restraint on Employee's own trade may fall outside the statutory exceptions, this covenant carries a heightened risk of being held null under La. R.S. 23:921(A)(1); it is included only as a deliberate risk decision and, if held unenforceable, is severed under the Severability section without affecting the remaining covenants.</w:t>
+        <w:t xml:space="preserve">During the Restricted Period, Employee must not accept, service, or do business with any Covered Customer within the Restricted Territory, regardless of whether Employee or the Covered Customer first initiated contact.</w:t>
       </w:r>
     </w:p>
     <w:p>
@@ -1610,7 +1610,7 @@
         <w:ind w:left="720"/>
       </w:pPr>
       <w:r>
-        <w:t xml:space="preserve">During the Restricted Period, Employee must not carry on or engage in a Competitive Business within the Restricted Territory, whether as an employee, consultant, owner, or otherwise. This covenant is drawn to fit the employee exception of La. R.S. 23:921(C): it reaches only a business similar to that of Employer; it is confined to the specified parishes or municipalities named in Cover Terms where Employer carries on a like business; and it does not exceed two years from termination of employment. Passive Public Holdings are permitted. This covenant does not restrain, and does not apply to, any worker whom Louisiana law bars from being restrained, including an automobile salesman as to selling automobiles (La. R.S. 23:921(I)) and, for this agreement if effective on or after August 1, 2026, an intern, whether paid or unpaid, or an apprentice as to engaging in a business or employment similar to Employer's (La. R.S. 23:921(P), added by La. Acts 2026, No. 150).</w:t>
+        <w:t xml:space="preserve">During the Restricted Period, Employee must not carry on or engage in a Competitive Business within the Restricted Territory, whether as an employee, consultant, owner, or otherwise. Passive Public Holdings are permitted. This covenant does not restrict Employee from selling automobiles.</w:t>
       </w:r>
     </w:p>
     <w:p>
@@ -1639,7 +1639,7 @@
         <w:ind w:left="720"/>
       </w:pPr>
       <w:r>
-        <w:t xml:space="preserve">If Employee is a physician and this agreement is effective on or after January 1, 2025, any provision restraining Employee from practicing medicine is limited by La. R.S. 23:921(M) and (N), as added by Act 273 of 2024. The restraint runs from the effective date of the initial contract or agreement — a burn-off measured from signing rather than from termination — and does not exceed three years for a primary care physician or five years for any other physician. To the extent any covenant in this agreement would restrain Employee from practicing medicine beyond that statutory period, the restraint expires at the end of the applicable burn-off period.</w:t>
+        <w:t xml:space="preserve">If Employee is a physician, any restriction on practicing medicine expires three years after the Effective Date for a primary care physician and five years after the Effective Date for any other physician.</w:t>
       </w:r>
     </w:p>
     <w:p>
@@ -1668,7 +1668,7 @@
         <w:ind w:left="720"/>
       </w:pPr>
       <w:r>
-        <w:t xml:space="preserve">If Employee is a real estate broker-licensee, Employee has the right to rescind the non-competition covenant in this agreement until midnight of the third business day following the execution of this agreement or the delivery of this agreement to Employee, whichever is later. La. R.S. 37:1448.1(A) provides that a non-compete between a real estate broker and a licensee is unenforceable and an absolute nullity unless the licensee is given this rescission right. Employee may exercise the right by written notice to Employer within the rescission window.</w:t>
+        <w:t xml:space="preserve">If Employee is a real estate broker-licensee, Employee has the right to rescind the non-competition covenant in this agreement until midnight of the third business day following the execution of this agreement or the delivery of this agreement to Employee, whichever is later. Employee may exercise the right by written notice to Employer within the rescission window.</w:t>
       </w:r>
     </w:p>
     <w:p>
@@ -1697,7 +1697,7 @@
         <w:ind w:left="720"/>
       </w:pPr>
       <w:r>
-        <w:t xml:space="preserve">During the Restricted Period, Employee must not acquire or hold any active ownership interest in, serve as a director, officer, manager, or advisor to, or have material economic participation in any Competitive Business within the Restricted Territory. This restriction primarily targets active or material ownership in private competitors. Passive Public Holdings are permitted. Because investment language broad enough to operate as a restraint on Employee's own trade is the conduct La. R.S. 23:921(A)(1) voids, this covenant is confined to the same Restricted Territory and Restricted Period as the non-competition covenant and is drawn no broader than the § 23:921(C) exception permits.</w:t>
+        <w:t xml:space="preserve">During the Restricted Period, Employee must not acquire or hold any active ownership interest in, serve as a director, officer, manager, or advisor to, or have material economic participation in any Competitive Business within the Restricted Territory. Passive Public Holdings are permitted.</w:t>
       </w:r>
     </w:p>
     <w:p>
@@ -1755,7 +1755,7 @@
         <w:ind w:left="720"/>
       </w:pPr>
       <w:r>
-        <w:t xml:space="preserve">Employee represents that performing duties for Employer and complying with this agreement does not conflict with any prior agreement, court order, or legal obligation binding on Employee. Employee must promptly disclose to Employer any potential conflict that arises during employment. The parties acknowledge that a covenant Employee signed with a prior employer may be void as applied to a Louisiana employee — including for territory, duration, or forum defects under La. R.S. 23:921.</w:t>
+        <w:t xml:space="preserve">Employee represents that performing duties for Employer and complying with this agreement does not conflict with any prior agreement, court order, or legal obligation binding on Employee. Employee must promptly disclose to Employer any potential conflict that arises during employment.</w:t>
       </w:r>
     </w:p>
     <w:p>
@@ -1784,7 +1784,7 @@
         <w:ind w:left="720"/>
       </w:pPr>
       <w:r>
-        <w:t xml:space="preserve">Employer may disclose the existence and terms of this agreement to any prospective employer or business associate of Employee if Employer has a reasonable belief that Employee may breach a covenant in this agreement that fits a statutory exception under La. R.S. 23:921. Employee consents to this disclosure. Employer acknowledges that asserting a covenant that is null under La. R.S. 23:921 against a future employer may expose Employer to a claim of tortious interference.</w:t>
+        <w:t xml:space="preserve">Employer may disclose the existence and terms of this agreement to any prospective employer or business associate of Employee if Employer reasonably believes Employee may breach it. Employee consents to this disclosure.</w:t>
       </w:r>
     </w:p>
     <w:p>
@@ -1813,7 +1813,7 @@
         <w:ind w:left="720"/>
       </w:pPr>
       <w:r>
-        <w:t xml:space="preserve">The parties acknowledge that the two-year ceiling in La. R.S. 23:921(C) runs from termination of employment and is fixed by statute, that a Louisiana covenant which violates the statute may not be reformed into compliance, and that no Louisiana statute or appellate decision authorizes adding time back for breach or litigation. Accordingly, to the extent any provision would extend the Restricted Period for the non-competition covenant or the customer non-solicitation covenant beyond two years from termination of employment, that extension is unenforceable and the covenant expires at the end of the statutory period.</w:t>
+        <w:t xml:space="preserve">A breach does not extend the non-competition or customer non-solicitation covenant beyond two years after Employee's employment ends.</w:t>
       </w:r>
     </w:p>
     <w:p>
@@ -1842,7 +1842,7 @@
         <w:ind w:left="720"/>
       </w:pPr>
       <w:r>
-        <w:t xml:space="preserve">Employee acknowledges that a breach of this agreement may cause Employer irreparable harm for which money damages would be inadequate. Employer may seek injunctive or other equitable relief in addition to any other remedies available at law. The parties acknowledge that, independent of any covenant in this agreement, actual or threatened misappropriation of Employer's trade secrets may be enjoined under the Louisiana Uniform Trade Secrets Act, La. R.S. 51:1432(A). If the agreement is silent on fees, the default American Rule applies and each party bears its own attorney's fees and costs.</w:t>
+        <w:t xml:space="preserve">Employee acknowledges that a breach of this agreement may cause Employer irreparable harm for which money damages would be inadequate. Employer may seek injunctive or other equitable relief in addition to any other remedies available at law, including relief available under applicable trade-secret law.</w:t>
       </w:r>
     </w:p>
     <w:p>
@@ -1871,7 +1871,7 @@
         <w:ind w:left="720"/>
       </w:pPr>
       <w:r>
-        <w:t xml:space="preserve">If any provision of this agreement is found to be unenforceable, the remaining provisions remain in full force and effect. Each restrictive covenant in this agreement is intended to be independently enforceable, so that a court may strike an invalid covenant or element and enforce the terms that independently satisfy La. R.S. 23:921. The parties do not rely on this clause to expand any covenant.</w:t>
+        <w:t xml:space="preserve">If any provision of this agreement is found to be unenforceable, the remaining provisions remain in full force and effect.</w:t>
       </w:r>
     </w:p>
     <w:p>
@@ -1890,7 +1890,7 @@
           <w:b/>
           <w:bCs/>
         </w:rPr>
-        <w:t xml:space="preserve">No Reliance on Judicial Reformation</w:t>
+        <w:t xml:space="preserve">Survival and Expiration of Each Covenant</w:t>
       </w:r>
     </w:p>
     <w:p>
@@ -1900,7 +1900,7 @@
         <w:ind w:left="720"/>
       </w:pPr>
       <w:r>
-        <w:t xml:space="preserve">The parties acknowledge that a Louisiana covenant which violates La. R.S. 23:921 may not be reformed or rewritten by a court into compliance, and that the only available repair mechanism is severance of an invalid component under the Severability section. Each restrictive covenant in this agreement is therefore drawn to comply with the statute as written and is not intended to rely on judicial narrowing; a covenant that does not fit a statutory exception is null, not narrowed, and severance preserves only those terms that already comply on their own.</w:t>
+        <w:t xml:space="preserve">Each restrictive covenant in this agreement survives the termination of Employee's employment for the period specified in Cover Terms, and in no event does the non-competition covenant or the customer non-solicitation covenant survive beyond two years from termination of employment. Obligations under the Confidential Information and Trade Secret Protection section survive indefinitely to the extent they relate to trade secrets and for the stated period as to other Confidential Information. Where Employee is a physician subject to the burn-off caps, the applicable covenant expires as provided in the Physician Restraint section. All other provisions survive to the extent necessary to enforce rights that arose during employment.</w:t>
       </w:r>
     </w:p>
     <w:p>
@@ -1919,7 +1919,7 @@
           <w:b/>
           <w:bCs/>
         </w:rPr>
-        <w:t xml:space="preserve">Survival and Expiration of Each Covenant</w:t>
+        <w:t xml:space="preserve">Assignment and Successors</w:t>
       </w:r>
     </w:p>
     <w:p>
@@ -1929,7 +1929,7 @@
         <w:ind w:left="720"/>
       </w:pPr>
       <w:r>
-        <w:t xml:space="preserve">Each restrictive covenant in this agreement survives the termination of Employee's employment for the period specified in Cover Terms, and in no event does the non-competition covenant or the customer non-solicitation covenant survive beyond two years from termination of employment. Obligations under the Confidential Information and Trade Secret Protection section survive indefinitely to the extent they relate to trade secrets and for the stated period as to other Confidential Information. Where Employee is a physician subject to the burn-off caps, the applicable covenant expires as provided in the Physician Restraint section. All other provisions survive to the extent necessary to enforce rights that arose during employment.</w:t>
+        <w:t xml:space="preserve">Employee may not assign this agreement or any rights or obligations under it. Employer may assign this agreement to any affiliate, successor, or acquirer of all or substantially all of Employer's business or assets. Any assignee takes the covenants subject to the same Restricted Territory, Restricted Period, and exclusions stated in this agreement. This agreement is binding on and inures to the benefit of the parties and their respective heirs, successors, and permitted assigns.</w:t>
       </w:r>
     </w:p>
     <w:p>
@@ -1948,7 +1948,7 @@
           <w:b/>
           <w:bCs/>
         </w:rPr>
-        <w:t xml:space="preserve">Assignment and Successors</w:t>
+        <w:t xml:space="preserve">Governing Law, Venue, and Dispute Process</w:t>
       </w:r>
     </w:p>
     <w:p>
@@ -1958,7 +1958,7 @@
         <w:ind w:left="720"/>
       </w:pPr>
       <w:r>
-        <w:t xml:space="preserve">Employee may not assign this agreement or any rights or obligations under it. Employer may assign this agreement to any affiliate, successor, or acquirer of all or substantially all of Employer's business or assets. Any assignee takes the covenants exactly as La. R.S. 23:921 limits them — the named parishes, the two-year ceiling, and the occupation carve-outs — without expansion. This agreement is binding on and inures to the benefit of the parties and their respective heirs, successors, and permitted assigns.</w:t>
+        <w:t xml:space="preserve">This agreement is governed by Louisiana law. Disputes arising from this agreement must be resolved in the Louisiana courts identified in Cover Terms.</w:t>
       </w:r>
     </w:p>
     <w:p>
@@ -1977,7 +1977,7 @@
           <w:b/>
           <w:bCs/>
         </w:rPr>
-        <w:t xml:space="preserve">Governing Law, Venue, and Dispute Process</w:t>
+        <w:t xml:space="preserve">Entire Agreement, Amendment, Waiver, and Electronic Signatures</w:t>
       </w:r>
     </w:p>
     <w:p>
@@ -1987,36 +1987,7 @@
         <w:ind w:left="720"/>
       </w:pPr>
       <w:r>
-        <w:t xml:space="preserve">This agreement is governed by the law of the state listed in Cover Terms, which for a Louisiana employee should be Louisiana, including La. R.S. 23:921. Disputes will be resolved in the courts of the Governing Law state. The parties acknowledge that under La. R.S. 23:921(A)(2) a choice-of-law or choice-of-forum clause in a Louisiana employee's contract is null and void unless it is expressly, knowingly, and voluntarily agreed to and ratified by the employee after the occurrence of the incident that is the subject of the action, and that Louisiana law with a Louisiana forum is the selection that operates as written.</w:t>
-      </w:r>
-    </w:p>
-    <w:p>
-      <w:pPr>
-        <w:pStyle w:val="OABody"/>
-        <w:keepNext/>
-        <w:numPr>
-          <w:ilvl w:val="0"/>
-          <w:numId w:val="1"/>
-        </w:numPr>
-        <w:spacing w:before="320" w:after="120" w:line="340" w:lineRule="auto"/>
-        <w:jc w:val="left"/>
-      </w:pPr>
-      <w:r>
-        <w:rPr>
-          <w:b/>
-          <w:bCs/>
-        </w:rPr>
-        <w:t xml:space="preserve">Entire Agreement, Amendment, Waiver, and Electronic Signatures</w:t>
-      </w:r>
-    </w:p>
-    <w:p>
-      <w:pPr>
-        <w:pStyle w:val="OABody"/>
-        <w:spacing w:before="0" w:after="120" w:line="340" w:lineRule="auto"/>
-        <w:ind w:left="720"/>
-      </w:pPr>
-      <w:r>
-        <w:t xml:space="preserve">This agreement constitutes the entire agreement between the parties regarding its subject matter and supersedes all prior agreements, understandings, and negotiations on this subject. This agreement may be amended only in writing signed by both parties. Any amendment must preserve the agreement's effective-date discipline, because enforceability keys to whether the employment relationship existed when the covenants took effect and which statutory regime was in force on that date. A party's failure to enforce any provision does not waive that party's right to enforce it later. This agreement may be executed in counterparts, including by electronic signature, each of which is an original.</w:t>
+        <w:t xml:space="preserve">This agreement constitutes the entire agreement between the parties regarding its subject matter and supersedes all prior agreements, understandings, and negotiations on this subject. This agreement may be amended only in writing signed by both parties. A party's failure to enforce any provision does not waive that party's right to enforce it later. This agreement may be executed in counterparts, including by electronic signature, each of which is an original.</w:t>
       </w:r>
     </w:p>
     <w:p>

--- a/templates/openagreements-cc-by-4.0/openagreements-restrictive-covenant-louisiana/template.docx
+++ b/templates/openagreements-cc-by-4.0/openagreements-restrictive-covenant-louisiana/template.docx
@@ -1900,7 +1900,7 @@
         <w:ind w:left="720"/>
       </w:pPr>
       <w:r>
-        <w:t xml:space="preserve">Each restrictive covenant in this agreement survives the termination of Employee's employment for the period specified in Cover Terms, and in no event does the non-competition covenant or the customer non-solicitation covenant survive beyond two years from termination of employment. Obligations under the Confidential Information and Trade Secret Protection section survive indefinitely to the extent they relate to trade secrets and for the stated period as to other Confidential Information. Where Employee is a physician subject to the burn-off caps, the applicable covenant expires as provided in the Physician Restraint section. All other provisions survive to the extent necessary to enforce rights that arose during employment.</w:t>
+        <w:t xml:space="preserve">Each restrictive covenant in this agreement survives the termination of Employee's employment for the period specified in Cover Terms, and in no event does the non-competition covenant or the customer non-solicitation covenant survive beyond two years from termination of employment. Obligations under the Confidential Information and Trade Secret Protection section survive for the Trade Secrets Duration specified in Cover Terms to the extent they relate to trade secrets, and for the Other Confidential Information Duration specified in Cover Terms as to other Confidential Information. Where Employee is a physician subject to the burn-off caps, the applicable covenant expires as provided in the Physician Restraint section. All other provisions survive to the extent necessary to enforce rights that arose during employment.</w:t>
       </w:r>
     </w:p>
     <w:p>

--- a/templates/openagreements-cc-by-4.0/openagreements-restrictive-covenant-louisiana/template.docx
+++ b/templates/openagreements-cc-by-4.0/openagreements-restrictive-covenant-louisiana/template.docx
@@ -3045,169 +3045,79 @@
 
 <file path=word/header1.xml><?xml version="1.0" encoding="utf-8"?>
 <w:hdr xmlns:w="http://schemas.openxmlformats.org/wordprocessingml/2006/main" xmlns:r="http://schemas.openxmlformats.org/officeDocument/2006/relationships">
-  <w:tbl>
-    <w:tblPr>
-      <w:tblW w:w="10080" w:type="dxa"/>
-      <w:tblBorders>
-        <w:top w:val="none" w:sz="0" w:space="0" w:color="auto"/>
-        <w:left w:val="none" w:sz="0" w:space="0" w:color="auto"/>
+  <w:p>
+    <w:pPr>
+      <w:pBdr>
         <w:bottom w:val="single" w:sz="8" w:space="0" w:color="107087"/>
-        <w:right w:val="none" w:sz="0" w:space="0" w:color="auto"/>
-        <w:insideH w:val="none" w:sz="0" w:space="0" w:color="auto"/>
-        <w:insideV w:val="none" w:sz="0" w:space="0" w:color="auto"/>
-      </w:tblBorders>
-      <w:tblLayout w:type="fixed"/>
-    </w:tblPr>
-    <w:tblGrid>
-      <w:gridCol w:w="10080"/>
-    </w:tblGrid>
-    <w:tr>
-      <w:tc>
-        <w:tcPr>
-          <w:tcW w:w="10080" w:type="dxa"/>
-          <w:tcBorders>
-            <w:bottom w:val="single" w:sz="8" w:space="0" w:color="107087"/>
-          </w:tcBorders>
-          <w:tcMar>
-            <w:top w:w="0" w:type="dxa"/>
-            <w:left w:w="0" w:type="dxa"/>
-            <w:bottom w:w="40" w:type="dxa"/>
-            <w:right w:w="0" w:type="dxa"/>
-          </w:tcMar>
-        </w:tcPr>
-        <w:p>
-          <w:pPr>
-            <w:spacing w:after="0"/>
-            <w:jc w:val="right"/>
-          </w:pPr>
-          <w:r>
-            <w:rPr>
-              <w:rFonts w:ascii="Arial" w:hAnsi="Arial" w:cs="Arial"/>
-              <w:b/>
-              <w:bCs/>
-              <w:caps/>
-              <w:color w:val="107087"/>
-              <w:sz w:val="18"/>
-              <w:szCs w:val="18"/>
-            </w:rPr>
-            <w:t xml:space="preserve">Cover Terms</w:t>
-          </w:r>
-        </w:p>
-      </w:tc>
-    </w:tr>
-  </w:tbl>
+      </w:pBdr>
+      <w:spacing w:after="0"/>
+      <w:jc w:val="right"/>
+    </w:pPr>
+    <w:r>
+      <w:rPr>
+        <w:rFonts w:ascii="Arial" w:hAnsi="Arial" w:cs="Arial"/>
+        <w:b/>
+        <w:bCs/>
+        <w:caps/>
+        <w:color w:val="107087"/>
+        <w:sz w:val="18"/>
+        <w:szCs w:val="18"/>
+      </w:rPr>
+      <w:t xml:space="preserve">Cover Terms</w:t>
+    </w:r>
+  </w:p>
 </w:hdr>
 </file>
 
 <file path=word/header2.xml><?xml version="1.0" encoding="utf-8"?>
 <w:hdr xmlns:w="http://schemas.openxmlformats.org/wordprocessingml/2006/main" xmlns:r="http://schemas.openxmlformats.org/officeDocument/2006/relationships">
-  <w:tbl>
-    <w:tblPr>
-      <w:tblW w:w="10080" w:type="dxa"/>
-      <w:tblBorders>
-        <w:top w:val="none" w:sz="0" w:space="0" w:color="auto"/>
-        <w:left w:val="none" w:sz="0" w:space="0" w:color="auto"/>
+  <w:p>
+    <w:pPr>
+      <w:pBdr>
         <w:bottom w:val="single" w:sz="8" w:space="0" w:color="107087"/>
-        <w:right w:val="none" w:sz="0" w:space="0" w:color="auto"/>
-        <w:insideH w:val="none" w:sz="0" w:space="0" w:color="auto"/>
-        <w:insideV w:val="none" w:sz="0" w:space="0" w:color="auto"/>
-      </w:tblBorders>
-      <w:tblLayout w:type="fixed"/>
-    </w:tblPr>
-    <w:tblGrid>
-      <w:gridCol w:w="10080"/>
-    </w:tblGrid>
-    <w:tr>
-      <w:tc>
-        <w:tcPr>
-          <w:tcW w:w="10080" w:type="dxa"/>
-          <w:tcBorders>
-            <w:bottom w:val="single" w:sz="8" w:space="0" w:color="107087"/>
-          </w:tcBorders>
-          <w:tcMar>
-            <w:top w:w="0" w:type="dxa"/>
-            <w:left w:w="0" w:type="dxa"/>
-            <w:bottom w:w="40" w:type="dxa"/>
-            <w:right w:w="0" w:type="dxa"/>
-          </w:tcMar>
-        </w:tcPr>
-        <w:p>
-          <w:pPr>
-            <w:spacing w:after="0"/>
-            <w:jc w:val="right"/>
-          </w:pPr>
-          <w:r>
-            <w:rPr>
-              <w:rFonts w:ascii="Arial" w:hAnsi="Arial" w:cs="Arial"/>
-              <w:b/>
-              <w:bCs/>
-              <w:caps/>
-              <w:color w:val="107087"/>
-              <w:sz w:val="18"/>
-              <w:szCs w:val="18"/>
-            </w:rPr>
-            <w:t xml:space="preserve">Standard Terms</w:t>
-          </w:r>
-        </w:p>
-      </w:tc>
-    </w:tr>
-  </w:tbl>
+      </w:pBdr>
+      <w:spacing w:after="0"/>
+      <w:jc w:val="right"/>
+    </w:pPr>
+    <w:r>
+      <w:rPr>
+        <w:rFonts w:ascii="Arial" w:hAnsi="Arial" w:cs="Arial"/>
+        <w:b/>
+        <w:bCs/>
+        <w:caps/>
+        <w:color w:val="107087"/>
+        <w:sz w:val="18"/>
+        <w:szCs w:val="18"/>
+      </w:rPr>
+      <w:t xml:space="preserve">Standard Terms</w:t>
+    </w:r>
+  </w:p>
 </w:hdr>
 </file>
 
 <file path=word/header3.xml><?xml version="1.0" encoding="utf-8"?>
 <w:hdr xmlns:w="http://schemas.openxmlformats.org/wordprocessingml/2006/main" xmlns:r="http://schemas.openxmlformats.org/officeDocument/2006/relationships">
-  <w:tbl>
-    <w:tblPr>
-      <w:tblW w:w="10080" w:type="dxa"/>
-      <w:tblBorders>
-        <w:top w:val="none" w:sz="0" w:space="0" w:color="auto"/>
-        <w:left w:val="none" w:sz="0" w:space="0" w:color="auto"/>
+  <w:p>
+    <w:pPr>
+      <w:pBdr>
         <w:bottom w:val="single" w:sz="8" w:space="0" w:color="107087"/>
-        <w:right w:val="none" w:sz="0" w:space="0" w:color="auto"/>
-        <w:insideH w:val="none" w:sz="0" w:space="0" w:color="auto"/>
-        <w:insideV w:val="none" w:sz="0" w:space="0" w:color="auto"/>
-      </w:tblBorders>
-      <w:tblLayout w:type="fixed"/>
-    </w:tblPr>
-    <w:tblGrid>
-      <w:gridCol w:w="10080"/>
-    </w:tblGrid>
-    <w:tr>
-      <w:tc>
-        <w:tcPr>
-          <w:tcW w:w="10080" w:type="dxa"/>
-          <w:tcBorders>
-            <w:bottom w:val="single" w:sz="8" w:space="0" w:color="107087"/>
-          </w:tcBorders>
-          <w:tcMar>
-            <w:top w:w="0" w:type="dxa"/>
-            <w:left w:w="0" w:type="dxa"/>
-            <w:bottom w:w="40" w:type="dxa"/>
-            <w:right w:w="0" w:type="dxa"/>
-          </w:tcMar>
-        </w:tcPr>
-        <w:p>
-          <w:pPr>
-            <w:spacing w:after="0"/>
-            <w:jc w:val="right"/>
-          </w:pPr>
-          <w:r>
-            <w:rPr>
-              <w:rFonts w:ascii="Arial" w:hAnsi="Arial" w:cs="Arial"/>
-              <w:b/>
-              <w:bCs/>
-              <w:caps/>
-              <w:color w:val="107087"/>
-              <w:sz w:val="18"/>
-              <w:szCs w:val="18"/>
-            </w:rPr>
-            <w:t xml:space="preserve">Signature Page</w:t>
-          </w:r>
-        </w:p>
-      </w:tc>
-    </w:tr>
-  </w:tbl>
+      </w:pBdr>
+      <w:spacing w:after="0"/>
+      <w:jc w:val="right"/>
+    </w:pPr>
+    <w:r>
+      <w:rPr>
+        <w:rFonts w:ascii="Arial" w:hAnsi="Arial" w:cs="Arial"/>
+        <w:b/>
+        <w:bCs/>
+        <w:caps/>
+        <w:color w:val="107087"/>
+        <w:sz w:val="18"/>
+        <w:szCs w:val="18"/>
+      </w:rPr>
+      <w:t xml:space="preserve">Signature Page</w:t>
+    </w:r>
+  </w:p>
 </w:hdr>
 </file>
 

--- a/templates/openagreements-cc-by-4.0/openagreements-restrictive-covenant-louisiana/template.docx
+++ b/templates/openagreements-cc-by-4.0/openagreements-restrictive-covenant-louisiana/template.docx
@@ -337,7 +337,7 @@
                 <w:rFonts w:ascii="Arial" w:hAnsi="Arial" w:cs="Arial"/>
                 <w:i/>
                 <w:iCs/>
-                <w:color w:val="494A4B"/>
+                <w:color w:val="1D2021"/>
                 <w:sz w:val="21"/>
                 <w:szCs w:val="21"/>
               </w:rPr>
@@ -361,7 +361,7 @@
                 <w:rFonts w:ascii="Arial" w:hAnsi="Arial" w:cs="Arial"/>
                 <w:i/>
                 <w:iCs/>
-                <w:color w:val="494A4B"/>
+                <w:color w:val="1D2021"/>
                 <w:sz w:val="21"/>
                 <w:szCs w:val="21"/>
               </w:rPr>
@@ -387,7 +387,7 @@
                 <w:rFonts w:ascii="Arial" w:hAnsi="Arial" w:cs="Arial"/>
                 <w:i/>
                 <w:iCs/>
-                <w:color w:val="494A4B"/>
+                <w:color w:val="1D2021"/>
                 <w:sz w:val="21"/>
                 <w:szCs w:val="21"/>
               </w:rPr>
@@ -411,7 +411,7 @@
                 <w:rFonts w:ascii="Arial" w:hAnsi="Arial" w:cs="Arial"/>
                 <w:i/>
                 <w:iCs/>
-                <w:color w:val="494A4B"/>
+                <w:color w:val="1D2021"/>
                 <w:sz w:val="21"/>
                 <w:szCs w:val="21"/>
               </w:rPr>
@@ -465,7 +465,7 @@
                 <w:rFonts w:ascii="Arial" w:hAnsi="Arial" w:cs="Arial"/>
                 <w:i/>
                 <w:iCs/>
-                <w:color w:val="494A4B"/>
+                <w:color w:val="1D2021"/>
                 <w:sz w:val="21"/>
                 <w:szCs w:val="21"/>
               </w:rPr>
@@ -489,7 +489,7 @@
                 <w:rFonts w:ascii="Arial" w:hAnsi="Arial" w:cs="Arial"/>
                 <w:i/>
                 <w:iCs/>
-                <w:color w:val="494A4B"/>
+                <w:color w:val="1D2021"/>
                 <w:sz w:val="21"/>
                 <w:szCs w:val="21"/>
               </w:rPr>
@@ -543,7 +543,7 @@
                 <w:rFonts w:ascii="Arial" w:hAnsi="Arial" w:cs="Arial"/>
                 <w:i/>
                 <w:iCs/>
-                <w:color w:val="494A4B"/>
+                <w:color w:val="1D2021"/>
                 <w:sz w:val="21"/>
                 <w:szCs w:val="21"/>
               </w:rPr>
@@ -567,7 +567,7 @@
                 <w:rFonts w:ascii="Arial" w:hAnsi="Arial" w:cs="Arial"/>
                 <w:i/>
                 <w:iCs/>
-                <w:color w:val="494A4B"/>
+                <w:color w:val="1D2021"/>
                 <w:sz w:val="21"/>
                 <w:szCs w:val="21"/>
               </w:rPr>
@@ -621,7 +621,7 @@
                 <w:rFonts w:ascii="Arial" w:hAnsi="Arial" w:cs="Arial"/>
                 <w:i/>
                 <w:iCs/>
-                <w:color w:val="494A4B"/>
+                <w:color w:val="1D2021"/>
                 <w:sz w:val="21"/>
                 <w:szCs w:val="21"/>
               </w:rPr>
@@ -645,7 +645,7 @@
                 <w:rFonts w:ascii="Arial" w:hAnsi="Arial" w:cs="Arial"/>
                 <w:i/>
                 <w:iCs/>
-                <w:color w:val="494A4B"/>
+                <w:color w:val="1D2021"/>
                 <w:sz w:val="21"/>
                 <w:szCs w:val="21"/>
               </w:rPr>
@@ -671,7 +671,7 @@
                 <w:rFonts w:ascii="Arial" w:hAnsi="Arial" w:cs="Arial"/>
                 <w:i/>
                 <w:iCs/>
-                <w:color w:val="494A4B"/>
+                <w:color w:val="1D2021"/>
                 <w:sz w:val="21"/>
                 <w:szCs w:val="21"/>
               </w:rPr>
@@ -697,7 +697,7 @@
                 <w:bCs/>
                 <w:i/>
                 <w:iCs/>
-                <w:color w:val="494A4B"/>
+                <w:color w:val="1D2021"/>
                 <w:sz w:val="21"/>
                 <w:szCs w:val="21"/>
                 <w:highlight w:val="yellow"/>
@@ -724,7 +724,7 @@
                 <w:rFonts w:ascii="Arial" w:hAnsi="Arial" w:cs="Arial"/>
                 <w:i/>
                 <w:iCs/>
-                <w:color w:val="494A4B"/>
+                <w:color w:val="1D2021"/>
                 <w:sz w:val="21"/>
                 <w:szCs w:val="21"/>
               </w:rPr>
@@ -748,7 +748,7 @@
                 <w:rFonts w:ascii="Arial" w:hAnsi="Arial" w:cs="Arial"/>
                 <w:i/>
                 <w:iCs/>
-                <w:color w:val="494A4B"/>
+                <w:color w:val="1D2021"/>
                 <w:sz w:val="21"/>
                 <w:szCs w:val="21"/>
               </w:rPr>
@@ -802,7 +802,7 @@
                 <w:rFonts w:ascii="Arial" w:hAnsi="Arial" w:cs="Arial"/>
                 <w:i/>
                 <w:iCs/>
-                <w:color w:val="494A4B"/>
+                <w:color w:val="1D2021"/>
                 <w:sz w:val="21"/>
                 <w:szCs w:val="21"/>
               </w:rPr>
@@ -828,7 +828,7 @@
                 <w:bCs/>
                 <w:i/>
                 <w:iCs/>
-                <w:color w:val="494A4B"/>
+                <w:color w:val="1D2021"/>
                 <w:sz w:val="21"/>
                 <w:szCs w:val="21"/>
                 <w:highlight w:val="yellow"/>
@@ -883,7 +883,7 @@
                 <w:rFonts w:ascii="Arial" w:hAnsi="Arial" w:cs="Arial"/>
                 <w:i/>
                 <w:iCs/>
-                <w:color w:val="494A4B"/>
+                <w:color w:val="1D2021"/>
                 <w:sz w:val="21"/>
                 <w:szCs w:val="21"/>
               </w:rPr>
@@ -907,7 +907,7 @@
                 <w:rFonts w:ascii="Arial" w:hAnsi="Arial" w:cs="Arial"/>
                 <w:i/>
                 <w:iCs/>
-                <w:color w:val="494A4B"/>
+                <w:color w:val="1D2021"/>
                 <w:sz w:val="21"/>
                 <w:szCs w:val="21"/>
               </w:rPr>
@@ -961,7 +961,7 @@
                 <w:rFonts w:ascii="Arial" w:hAnsi="Arial" w:cs="Arial"/>
                 <w:i/>
                 <w:iCs/>
-                <w:color w:val="494A4B"/>
+                <w:color w:val="1D2021"/>
                 <w:sz w:val="21"/>
                 <w:szCs w:val="21"/>
               </w:rPr>
@@ -985,7 +985,7 @@
                 <w:rFonts w:ascii="Arial" w:hAnsi="Arial" w:cs="Arial"/>
                 <w:i/>
                 <w:iCs/>
-                <w:color w:val="494A4B"/>
+                <w:color w:val="1D2021"/>
                 <w:sz w:val="21"/>
                 <w:szCs w:val="21"/>
               </w:rPr>
@@ -1039,7 +1039,7 @@
                 <w:rFonts w:ascii="Arial" w:hAnsi="Arial" w:cs="Arial"/>
                 <w:i/>
                 <w:iCs/>
-                <w:color w:val="494A4B"/>
+                <w:color w:val="1D2021"/>
                 <w:sz w:val="21"/>
                 <w:szCs w:val="21"/>
               </w:rPr>
@@ -1063,7 +1063,7 @@
                 <w:rFonts w:ascii="Arial" w:hAnsi="Arial" w:cs="Arial"/>
                 <w:i/>
                 <w:iCs/>
-                <w:color w:val="494A4B"/>
+                <w:color w:val="1D2021"/>
                 <w:sz w:val="21"/>
                 <w:szCs w:val="21"/>
               </w:rPr>

--- a/templates/openagreements-cc-by-4.0/openagreements-restrictive-covenant-louisiana/template.docx
+++ b/templates/openagreements-cc-by-4.0/openagreements-restrictive-covenant-louisiana/template.docx
@@ -1130,7 +1130,7 @@
         <w:t xml:space="preserve">“Competitive Business”</w:t>
       </w:r>
       <w:r>
-        <w:t xml:space="preserve"> means the business activities described in Cover Terms under Competitive Business that are similar to Employer's business.</w:t>
+        <w:t xml:space="preserve"> means a person or entity that engages in the business activities described in Cover Terms under Competitive Business that are similar to Employer's business.</w:t>
       </w:r>
     </w:p>
     <w:p>
@@ -1245,27 +1245,6 @@
       </w:r>
       <w:r>
         <w:t xml:space="preserve"> of any class of such company's securities, and interests in diversified mutual funds, index funds, and exchange-traded funds that may hold securities of a Competitive Business.</w:t>
-      </w:r>
-    </w:p>
-    <w:p>
-      <w:pPr>
-        <w:pStyle w:val="OABody"/>
-        <w:numPr>
-          <w:ilvl w:val="1"/>
-          <w:numId w:val="1"/>
-        </w:numPr>
-        <w:spacing w:before="0" w:after="120" w:line="340" w:lineRule="auto"/>
-      </w:pPr>
-      <w:r>
-        <w:rPr>
-          <w:b/>
-          <w:bCs/>
-          <w:color w:val="117086"/>
-        </w:rPr>
-        <w:t xml:space="preserve">“Protected Interests”</w:t>
-      </w:r>
-      <w:r>
-        <w:t xml:space="preserve"> means Employer's legitimate business interests in its Confidential Information and trade secrets, its relationships with customers and referral sources, its workforce stability, and its goodwill.</w:t>
       </w:r>
     </w:p>
     <w:p>
@@ -1610,7 +1589,7 @@
         <w:ind w:left="720"/>
       </w:pPr>
       <w:r>
-        <w:t xml:space="preserve">During the Restricted Period, Employee must not carry on or engage in a Competitive Business within the Restricted Territory, whether as an employee, consultant, owner, or otherwise. Passive Public Holdings are permitted. This covenant does not restrict Employee from selling automobiles.</w:t>
+        <w:t xml:space="preserve">During the Restricted Period, Employee must not carry on or engage in a Competitive Business within the Restricted Territory, whether as an employee, consultant, owner, or otherwise. Passive Public Holdings are permitted.</w:t>
       </w:r>
     </w:p>
     <w:p>
@@ -1629,7 +1608,7 @@
           <w:b/>
           <w:bCs/>
         </w:rPr>
-        <w:t xml:space="preserve">Physician Restraint — Statutory Burn-Off Caps</w:t>
+        <w:t xml:space="preserve">Automobile Salesperson Exclusion</w:t>
       </w:r>
     </w:p>
     <w:p>
@@ -1639,7 +1618,7 @@
         <w:ind w:left="720"/>
       </w:pPr>
       <w:r>
-        <w:t xml:space="preserve">If Employee is a physician, any restriction on practicing medicine expires three years after the Effective Date for a primary care physician and five years after the Effective Date for any other physician.</w:t>
+        <w:t xml:space="preserve">The Non-Competition section does not restrict Employee from selling automobiles.</w:t>
       </w:r>
     </w:p>
     <w:p>
@@ -1658,7 +1637,7 @@
           <w:b/>
           <w:bCs/>
         </w:rPr>
-        <w:t xml:space="preserve">Real Estate Licensee — Right to Rescind</w:t>
+        <w:t xml:space="preserve">Intern or Apprentice Exclusion</w:t>
       </w:r>
     </w:p>
     <w:p>
@@ -1668,7 +1647,7 @@
         <w:ind w:left="720"/>
       </w:pPr>
       <w:r>
-        <w:t xml:space="preserve">If Employee is a real estate broker-licensee, Employee has the right to rescind the non-competition covenant in this agreement until midnight of the third business day following the execution of this agreement or the delivery of this agreement to Employee, whichever is later. Employee may exercise the right by written notice to Employer within the rescission window.</w:t>
+        <w:t xml:space="preserve">Nothing in this agreement restricts Employee from pursuing employment, educational, or professional opportunities following completion of Employee's internship or apprenticeship. Employee remains subject to the confidentiality, intellectual property, and data protection obligations in this agreement.</w:t>
       </w:r>
     </w:p>
     <w:p>
@@ -1687,7 +1666,7 @@
           <w:b/>
           <w:bCs/>
         </w:rPr>
-        <w:t xml:space="preserve">Non-Investment</w:t>
+        <w:t xml:space="preserve">Physician Restraint — Statutory Burn-Off Caps</w:t>
       </w:r>
     </w:p>
     <w:p>
@@ -1697,7 +1676,7 @@
         <w:ind w:left="720"/>
       </w:pPr>
       <w:r>
-        <w:t xml:space="preserve">During the Restricted Period, Employee must not acquire or hold any active ownership interest in, serve as a director, officer, manager, or advisor to, or have material economic participation in any Competitive Business within the Restricted Territory. Passive Public Holdings are permitted.</w:t>
+        <w:t xml:space="preserve">Any restriction on Employee's practice of medicine expires three years after the Effective Date for a primary care physician and five years after the Effective Date for any other physician.</w:t>
       </w:r>
     </w:p>
     <w:p>
@@ -1716,7 +1695,7 @@
           <w:b/>
           <w:bCs/>
         </w:rPr>
-        <w:t xml:space="preserve">Non-Disparagement</w:t>
+        <w:t xml:space="preserve">Real Estate Licensee — Right to Rescind</w:t>
       </w:r>
     </w:p>
     <w:p>
@@ -1726,7 +1705,7 @@
         <w:ind w:left="720"/>
       </w:pPr>
       <w:r>
-        <w:t xml:space="preserve">During the Restricted Period specified in Cover Terms for Non-Disparagement, Employee must not make statements that are intended to or reasonably likely to disparage Employer, its officers, directors, employees, products, or services. This section does not restrict Employee from making truthful statements in legal proceedings, providing truthful testimony, making disclosures to government agencies, or exercising rights protected by law, including protected concerted activity under Section 7 of the National Labor Relations Act.</w:t>
+        <w:t xml:space="preserve">Employee may rescind the non-competition covenant in this agreement until midnight of the third business day following the execution of this agreement or the delivery of this agreement to Employee, whichever is later, by written notice to Employer.</w:t>
       </w:r>
     </w:p>
     <w:p>
@@ -1745,7 +1724,7 @@
           <w:b/>
           <w:bCs/>
         </w:rPr>
-        <w:t xml:space="preserve">No Conflicting Obligations</w:t>
+        <w:t xml:space="preserve">Non-Investment</w:t>
       </w:r>
     </w:p>
     <w:p>
@@ -1755,7 +1734,7 @@
         <w:ind w:left="720"/>
       </w:pPr>
       <w:r>
-        <w:t xml:space="preserve">Employee represents that performing duties for Employer and complying with this agreement does not conflict with any prior agreement, court order, or legal obligation binding on Employee. Employee must promptly disclose to Employer any potential conflict that arises during employment.</w:t>
+        <w:t xml:space="preserve">During the Restricted Period, Employee must not acquire or hold any active ownership interest in, serve as a director, officer, manager, or advisor to, or have material economic participation in any Competitive Business within the Restricted Territory. Passive Public Holdings are permitted.</w:t>
       </w:r>
     </w:p>
     <w:p>
@@ -1774,7 +1753,7 @@
           <w:b/>
           <w:bCs/>
         </w:rPr>
-        <w:t xml:space="preserve">Notice to Future Employers and Other Third Parties</w:t>
+        <w:t xml:space="preserve">Non-Disparagement</w:t>
       </w:r>
     </w:p>
     <w:p>
@@ -1784,7 +1763,7 @@
         <w:ind w:left="720"/>
       </w:pPr>
       <w:r>
-        <w:t xml:space="preserve">Employer may disclose the existence and terms of this agreement to any prospective employer or business associate of Employee if Employer reasonably believes Employee may breach it. Employee consents to this disclosure.</w:t>
+        <w:t xml:space="preserve">During the Restricted Period specified in Cover Terms for Non-Disparagement, Employee must not make statements that are intended to or reasonably likely to disparage Employer, its officers, directors, employees, products, or services. This section does not restrict Employee from making truthful statements in legal proceedings, providing truthful testimony, making disclosures to government agencies, or exercising rights protected by law, including protected concerted activity under Section 7 of the National Labor Relations Act.</w:t>
       </w:r>
     </w:p>
     <w:p>
@@ -1803,7 +1782,7 @@
           <w:b/>
           <w:bCs/>
         </w:rPr>
-        <w:t xml:space="preserve">Tolling During Breach</w:t>
+        <w:t xml:space="preserve">No Conflicting Obligations</w:t>
       </w:r>
     </w:p>
     <w:p>
@@ -1813,7 +1792,7 @@
         <w:ind w:left="720"/>
       </w:pPr>
       <w:r>
-        <w:t xml:space="preserve">A breach does not extend the non-competition or customer non-solicitation covenant beyond two years after Employee's employment ends.</w:t>
+        <w:t xml:space="preserve">Employee represents that performing duties for Employer and complying with this agreement does not conflict with any prior agreement, court order, or legal obligation binding on Employee. Employee must promptly disclose to Employer any potential conflict that arises during employment.</w:t>
       </w:r>
     </w:p>
     <w:p>
@@ -1832,7 +1811,7 @@
           <w:b/>
           <w:bCs/>
         </w:rPr>
-        <w:t xml:space="preserve">Remedies</w:t>
+        <w:t xml:space="preserve">Notice to Future Employers and Other Third Parties</w:t>
       </w:r>
     </w:p>
     <w:p>
@@ -1842,7 +1821,7 @@
         <w:ind w:left="720"/>
       </w:pPr>
       <w:r>
-        <w:t xml:space="preserve">Employee acknowledges that a breach of this agreement may cause Employer irreparable harm for which money damages would be inadequate. Employer may seek injunctive or other equitable relief in addition to any other remedies available at law, including relief available under applicable trade-secret law.</w:t>
+        <w:t xml:space="preserve">Employer may disclose the existence and terms of this agreement to any prospective employer or business associate of Employee if Employer reasonably believes Employee may breach it. Employee consents to this disclosure.</w:t>
       </w:r>
     </w:p>
     <w:p>
@@ -1861,7 +1840,7 @@
           <w:b/>
           <w:bCs/>
         </w:rPr>
-        <w:t xml:space="preserve">Enforceability and Severability</w:t>
+        <w:t xml:space="preserve">Tolling During Breach</w:t>
       </w:r>
     </w:p>
     <w:p>
@@ -1871,7 +1850,7 @@
         <w:ind w:left="720"/>
       </w:pPr>
       <w:r>
-        <w:t xml:space="preserve">If any provision of this agreement is found to be unenforceable, the remaining provisions remain in full force and effect.</w:t>
+        <w:t xml:space="preserve">A breach does not extend the non-competition or customer non-solicitation covenant beyond two years after Employee's employment ends.</w:t>
       </w:r>
     </w:p>
     <w:p>
@@ -1890,7 +1869,7 @@
           <w:b/>
           <w:bCs/>
         </w:rPr>
-        <w:t xml:space="preserve">Survival and Expiration of Each Covenant</w:t>
+        <w:t xml:space="preserve">Remedies</w:t>
       </w:r>
     </w:p>
     <w:p>
@@ -1900,7 +1879,65 @@
         <w:ind w:left="720"/>
       </w:pPr>
       <w:r>
-        <w:t xml:space="preserve">Each restrictive covenant in this agreement survives the termination of Employee's employment for the period specified in Cover Terms, and in no event does the non-competition covenant or the customer non-solicitation covenant survive beyond two years from termination of employment. Obligations under the Confidential Information and Trade Secret Protection section survive for the Trade Secrets Duration specified in Cover Terms to the extent they relate to trade secrets, and for the Other Confidential Information Duration specified in Cover Terms as to other Confidential Information. Where Employee is a physician subject to the burn-off caps, the applicable covenant expires as provided in the Physician Restraint section. All other provisions survive to the extent necessary to enforce rights that arose during employment.</w:t>
+        <w:t xml:space="preserve">Employee acknowledges that a breach of this agreement may cause Employer irreparable harm for which money damages would be inadequate. Employer may seek injunctive or other equitable relief in addition to any other remedies available at law, including relief available under applicable trade-secret law.</w:t>
+      </w:r>
+    </w:p>
+    <w:p>
+      <w:pPr>
+        <w:pStyle w:val="OABody"/>
+        <w:keepNext/>
+        <w:numPr>
+          <w:ilvl w:val="0"/>
+          <w:numId w:val="1"/>
+        </w:numPr>
+        <w:spacing w:before="320" w:after="120" w:line="340" w:lineRule="auto"/>
+        <w:jc w:val="left"/>
+      </w:pPr>
+      <w:r>
+        <w:rPr>
+          <w:b/>
+          <w:bCs/>
+        </w:rPr>
+        <w:t xml:space="preserve">Enforceability and Severability</w:t>
+      </w:r>
+    </w:p>
+    <w:p>
+      <w:pPr>
+        <w:pStyle w:val="OABody"/>
+        <w:spacing w:before="0" w:after="120" w:line="340" w:lineRule="auto"/>
+        <w:ind w:left="720"/>
+      </w:pPr>
+      <w:r>
+        <w:t xml:space="preserve">If any provision of this agreement is found to be unenforceable, the remaining provisions remain in full force and effect.</w:t>
+      </w:r>
+    </w:p>
+    <w:p>
+      <w:pPr>
+        <w:pStyle w:val="OABody"/>
+        <w:keepNext/>
+        <w:numPr>
+          <w:ilvl w:val="0"/>
+          <w:numId w:val="1"/>
+        </w:numPr>
+        <w:spacing w:before="320" w:after="120" w:line="340" w:lineRule="auto"/>
+        <w:jc w:val="left"/>
+      </w:pPr>
+      <w:r>
+        <w:rPr>
+          <w:b/>
+          <w:bCs/>
+        </w:rPr>
+        <w:t xml:space="preserve">Survival and Expiration of Each Covenant</w:t>
+      </w:r>
+    </w:p>
+    <w:p>
+      <w:pPr>
+        <w:pStyle w:val="OABody"/>
+        <w:spacing w:before="0" w:after="120" w:line="340" w:lineRule="auto"/>
+        <w:ind w:left="720"/>
+      </w:pPr>
+      <w:r>
+        <w:t xml:space="preserve">Each restrictive covenant in this agreement survives the termination of Employee's employment for the period specified in Cover Terms, and in no event does the non-competition covenant or the customer non-solicitation covenant survive beyond two years from termination of employment. Obligations under the Confidential Information and Trade Secret Protection section survive for the Trade Secrets Duration specified in Cover Terms to the extent they relate to trade secrets, and for the Other Confidential Information Duration specified in Cover Terms as to other Confidential Information. All other provisions survive to the extent necessary to enforce rights that arose during employment.</w:t>
       </w:r>
     </w:p>
     <w:p>
